--- a/Project Overview.docx
+++ b/Project Overview.docx
@@ -3,424 +3,1266 @@
 <w:document xmlns:wpc="http://schemas.microsoft.com/office/word/2010/wordprocessingCanvas" xmlns:cx="http://schemas.microsoft.com/office/drawing/2014/chartex" xmlns:cx1="http://schemas.microsoft.com/office/drawing/2015/9/8/chartex" xmlns:cx2="http://schemas.microsoft.com/office/drawing/2015/10/21/chartex" xmlns:cx3="http://schemas.microsoft.com/office/drawing/2016/5/9/chartex" xmlns:cx4="http://schemas.microsoft.com/office/drawing/2016/5/10/chartex" xmlns:cx5="http://schemas.microsoft.com/office/drawing/2016/5/11/chartex" xmlns:cx6="http://schemas.microsoft.com/office/drawing/2016/5/12/chartex" xmlns:cx7="http://schemas.microsoft.com/office/drawing/2016/5/13/chartex" xmlns:cx8="http://schemas.microsoft.com/office/drawing/2016/5/14/chartex" xmlns:mc="http://schemas.openxmlformats.org/markup-compatibility/2006" xmlns:aink="http://schemas.microsoft.com/office/drawing/2016/ink" xmlns:am3d="http://schemas.microsoft.com/office/drawing/2017/model3d" xmlns:o="urn:schemas-microsoft-com:office:office" xmlns:oel="http://schemas.microsoft.com/office/2019/extlst" xmlns:r="http://schemas.openxmlformats.org/officeDocument/2006/relationships" xmlns:m="http://schemas.openxmlformats.org/officeDocument/2006/math" xmlns:v="urn:schemas-microsoft-com:vml" xmlns:wp14="http://schemas.microsoft.com/office/word/2010/wordprocessingDrawing" xmlns:wp="http://schemas.openxmlformats.org/drawingml/2006/wordprocessingDrawing" xmlns:w10="urn:schemas-microsoft-com:office:word" xmlns:w="http://schemas.openxmlformats.org/wordprocessingml/2006/main" xmlns:w14="http://schemas.microsoft.com/office/word/2010/wordml" xmlns:w15="http://schemas.microsoft.com/office/word/2012/wordml" xmlns:w16cex="http://schemas.microsoft.com/office/word/2018/wordml/cex" xmlns:w16cid="http://schemas.microsoft.com/office/word/2016/wordml/cid" xmlns:w16="http://schemas.microsoft.com/office/word/2018/wordml" xmlns:w16du="http://schemas.microsoft.com/office/word/2023/wordml/word16du" xmlns:w16sdtdh="http://schemas.microsoft.com/office/word/2020/wordml/sdtdatahash" xmlns:w16sdtfl="http://schemas.microsoft.com/office/word/2024/wordml/sdtformatlock" xmlns:w16se="http://schemas.microsoft.com/office/word/2015/wordml/symex" xmlns:wpg="http://schemas.microsoft.com/office/word/2010/wordprocessingGroup" xmlns:wpi="http://schemas.microsoft.com/office/word/2010/wordprocessingInk" xmlns:wne="http://schemas.microsoft.com/office/word/2006/wordml" xmlns:wps="http://schemas.microsoft.com/office/word/2010/wordprocessingShape" mc:Ignorable="w14 w15 w16se w16cid w16 w16cex w16sdtdh w16sdtfl w16du wp14">
   <w:body>
     <w:p>
-      <w:r>
-        <w:t># Road Traffic Accident Analysis Dashboard in Excel</w:t>
-      </w:r>
-    </w:p>
-    <w:p/>
-    <w:p/>
-    <w:p>
-      <w:pPr>
-        <w:rPr>
-          <w:rFonts w:cs="Calibri"/>
-        </w:rPr>
-      </w:pPr>
-      <w:r>
-        <w:rPr>
-          <w:rFonts w:cs="Calibri"/>
-        </w:rPr>
-        <w:t xml:space="preserve">## </w:t>
-      </w:r>
-      <w:r>
-        <w:rPr>
-          <w:rFonts w:cs="Calibri"/>
-        </w:rPr>
-        <w:t>Repository description</w:t>
-      </w:r>
-      <w:r>
-        <w:rPr>
-          <w:rFonts w:cs="Calibri"/>
-        </w:rPr>
-        <w:br/>
-      </w:r>
-      <w:r>
-        <w:rPr>
-          <w:rFonts w:cs="Calibri"/>
-        </w:rPr>
-        <w:t>Excel dashboard project analyzing road traffic accident trends, severity, and key risk factors.</w:t>
+      <w:pPr>
+        <w:rPr>
+          <w:rFonts w:ascii="Calibri" w:hAnsi="Calibri" w:cs="Calibri"/>
+          <w:b/>
+          <w:bCs/>
+          <w:sz w:val="22"/>
+          <w:szCs w:val="22"/>
+        </w:rPr>
+      </w:pPr>
+      <w:r>
+        <w:rPr>
+          <w:rFonts w:ascii="Calibri" w:hAnsi="Calibri" w:cs="Calibri"/>
+          <w:b/>
+          <w:bCs/>
+          <w:sz w:val="22"/>
+          <w:szCs w:val="22"/>
+        </w:rPr>
+        <w:t>Road Traffic Accident Analysis Dashboard in Excel</w:t>
       </w:r>
     </w:p>
     <w:p>
       <w:pPr>
         <w:rPr>
-          <w:rFonts w:cs="Calibri"/>
+          <w:rFonts w:ascii="Calibri" w:hAnsi="Calibri" w:cs="Calibri"/>
           <w:b/>
           <w:bCs/>
-        </w:rPr>
-      </w:pPr>
+          <w:sz w:val="22"/>
+          <w:szCs w:val="22"/>
+        </w:rPr>
+      </w:pPr>
+      <w:r>
+        <w:rPr>
+          <w:rFonts w:ascii="Calibri" w:hAnsi="Calibri" w:cs="Calibri"/>
+          <w:b/>
+          <w:bCs/>
+          <w:sz w:val="22"/>
+          <w:szCs w:val="22"/>
+        </w:rPr>
+        <w:t>Overview</w:t>
+      </w:r>
     </w:p>
     <w:p>
       <w:pPr>
         <w:rPr>
-          <w:rFonts w:cs="Calibri"/>
-        </w:rPr>
-      </w:pPr>
-      <w:r>
-        <w:rPr>
-          <w:rFonts w:cs="Calibri"/>
-        </w:rPr>
-        <w:t xml:space="preserve">## </w:t>
-      </w:r>
-      <w:r>
-        <w:rPr>
-          <w:rFonts w:cs="Calibri"/>
-        </w:rPr>
-        <w:t>About blurb</w:t>
-      </w:r>
-      <w:r>
-        <w:rPr>
-          <w:rFonts w:cs="Calibri"/>
-        </w:rPr>
-        <w:br/>
-      </w:r>
-      <w:r>
-        <w:rPr>
-          <w:rFonts w:cs="Calibri"/>
-        </w:rPr>
-        <w:t>This project showcases an end-to-end Excel analysis of road traffic accident data, including data cleaning, descriptive analysis, KPI development, dashboard design, and recommendations to support road safety decision-making</w:t>
-      </w:r>
-      <w:r>
-        <w:rPr>
-          <w:rFonts w:cs="Calibri"/>
-        </w:rPr>
-        <w:t>.</w:t>
-      </w:r>
-    </w:p>
-    <w:p/>
-    <w:p>
-      <w:r>
-        <w:t>## Overview</w:t>
+          <w:rFonts w:ascii="Calibri" w:hAnsi="Calibri" w:cs="Calibri"/>
+          <w:sz w:val="22"/>
+          <w:szCs w:val="22"/>
+        </w:rPr>
+      </w:pPr>
+      <w:r>
+        <w:rPr>
+          <w:rFonts w:ascii="Calibri" w:hAnsi="Calibri" w:cs="Calibri"/>
+          <w:sz w:val="22"/>
+          <w:szCs w:val="22"/>
+        </w:rPr>
+        <w:t>This project analyzes road traffic accident data to identify patterns in accident frequency, severity, and key risk factors. Using Microsoft Excel, I cleaned and standardized the raw dataset, performed descriptive analysis, developed KPIs, and built an interactive dashboard to support data-driven road safety recommendations.</w:t>
       </w:r>
     </w:p>
     <w:p>
-      <w:r>
-        <w:t>This project analyzes road traffic accident data to identify patterns in accident frequency, severity, and key risk factors. Using Microsoft Excel, I cleaned and standardized the raw dataset, performed descriptive analysis, developed KPIs, and built an interactive dashboard to support data-driven road safety recommendations.</w:t>
-      </w:r>
-    </w:p>
-    <w:p/>
-    <w:p>
-      <w:r>
-        <w:t>## Business Problem</w:t>
+      <w:pPr>
+        <w:rPr>
+          <w:rFonts w:ascii="Calibri" w:hAnsi="Calibri" w:cs="Calibri"/>
+          <w:b/>
+          <w:bCs/>
+          <w:sz w:val="22"/>
+          <w:szCs w:val="22"/>
+        </w:rPr>
+      </w:pPr>
+      <w:r>
+        <w:rPr>
+          <w:rFonts w:ascii="Calibri" w:hAnsi="Calibri" w:cs="Calibri"/>
+          <w:b/>
+          <w:bCs/>
+          <w:sz w:val="22"/>
+          <w:szCs w:val="22"/>
+        </w:rPr>
+        <w:t>Business Problem</w:t>
       </w:r>
     </w:p>
     <w:p>
-      <w:r>
-        <w:t>Large accident datasets are difficult to interpret without proper cleaning, analysis, and visualization. The goal of this project was to transform raw accident data into clear, decision-ready insights that could support road safety planning and targeted interventions.</w:t>
-      </w:r>
-    </w:p>
-    <w:p/>
-    <w:p>
-      <w:r>
-        <w:t>## Tools Used</w:t>
+      <w:pPr>
+        <w:rPr>
+          <w:rFonts w:ascii="Calibri" w:hAnsi="Calibri" w:cs="Calibri"/>
+          <w:sz w:val="22"/>
+          <w:szCs w:val="22"/>
+        </w:rPr>
+      </w:pPr>
+      <w:r>
+        <w:rPr>
+          <w:rFonts w:ascii="Calibri" w:hAnsi="Calibri" w:cs="Calibri"/>
+          <w:sz w:val="22"/>
+          <w:szCs w:val="22"/>
+        </w:rPr>
+        <w:t xml:space="preserve">Large accident datasets are difficult to interpret without proper cleaning, analysis, and visualization. The goal of this project was to transform raw accident data into clear, decision-ready insights that could support road safety planning and </w:t>
+      </w:r>
+      <w:proofErr w:type="gramStart"/>
+      <w:r>
+        <w:rPr>
+          <w:rFonts w:ascii="Calibri" w:hAnsi="Calibri" w:cs="Calibri"/>
+          <w:sz w:val="22"/>
+          <w:szCs w:val="22"/>
+        </w:rPr>
+        <w:t>targeted</w:t>
+      </w:r>
+      <w:proofErr w:type="gramEnd"/>
+      <w:r>
+        <w:rPr>
+          <w:rFonts w:ascii="Calibri" w:hAnsi="Calibri" w:cs="Calibri"/>
+          <w:sz w:val="22"/>
+          <w:szCs w:val="22"/>
+        </w:rPr>
+        <w:t xml:space="preserve"> interventions.</w:t>
       </w:r>
     </w:p>
     <w:p>
-      <w:r>
-        <w:t>- Microsoft Excel</w:t>
+      <w:pPr>
+        <w:rPr>
+          <w:rFonts w:ascii="Calibri" w:hAnsi="Calibri" w:cs="Calibri"/>
+          <w:b/>
+          <w:bCs/>
+          <w:sz w:val="22"/>
+          <w:szCs w:val="22"/>
+        </w:rPr>
+      </w:pPr>
+      <w:r>
+        <w:rPr>
+          <w:rFonts w:ascii="Calibri" w:hAnsi="Calibri" w:cs="Calibri"/>
+          <w:b/>
+          <w:bCs/>
+          <w:sz w:val="22"/>
+          <w:szCs w:val="22"/>
+        </w:rPr>
+        <w:t>Tools Used</w:t>
       </w:r>
     </w:p>
     <w:p>
-      <w:r>
-        <w:t>- Data Cleaning</w:t>
+      <w:pPr>
+        <w:numPr>
+          <w:ilvl w:val="0"/>
+          <w:numId w:val="15"/>
+        </w:numPr>
+        <w:rPr>
+          <w:rFonts w:ascii="Calibri" w:hAnsi="Calibri" w:cs="Calibri"/>
+          <w:sz w:val="22"/>
+          <w:szCs w:val="22"/>
+        </w:rPr>
+      </w:pPr>
+      <w:r>
+        <w:rPr>
+          <w:rFonts w:ascii="Calibri" w:hAnsi="Calibri" w:cs="Calibri"/>
+          <w:sz w:val="22"/>
+          <w:szCs w:val="22"/>
+        </w:rPr>
+        <w:t>Microsoft Excel</w:t>
       </w:r>
     </w:p>
     <w:p>
-      <w:r>
-        <w:t>- Excel Tables</w:t>
+      <w:pPr>
+        <w:numPr>
+          <w:ilvl w:val="0"/>
+          <w:numId w:val="15"/>
+        </w:numPr>
+        <w:rPr>
+          <w:rFonts w:ascii="Calibri" w:hAnsi="Calibri" w:cs="Calibri"/>
+          <w:sz w:val="22"/>
+          <w:szCs w:val="22"/>
+        </w:rPr>
+      </w:pPr>
+      <w:r>
+        <w:rPr>
+          <w:rFonts w:ascii="Calibri" w:hAnsi="Calibri" w:cs="Calibri"/>
+          <w:sz w:val="22"/>
+          <w:szCs w:val="22"/>
+        </w:rPr>
+        <w:t>Data Cleaning</w:t>
       </w:r>
     </w:p>
     <w:p>
-      <w:r>
-        <w:t>- PivotTables</w:t>
+      <w:pPr>
+        <w:numPr>
+          <w:ilvl w:val="0"/>
+          <w:numId w:val="15"/>
+        </w:numPr>
+        <w:rPr>
+          <w:rFonts w:ascii="Calibri" w:hAnsi="Calibri" w:cs="Calibri"/>
+          <w:sz w:val="22"/>
+          <w:szCs w:val="22"/>
+        </w:rPr>
+      </w:pPr>
+      <w:r>
+        <w:rPr>
+          <w:rFonts w:ascii="Calibri" w:hAnsi="Calibri" w:cs="Calibri"/>
+          <w:sz w:val="22"/>
+          <w:szCs w:val="22"/>
+        </w:rPr>
+        <w:t>Excel Tables</w:t>
       </w:r>
     </w:p>
     <w:p>
-      <w:r>
-        <w:t>- PivotCharts</w:t>
+      <w:pPr>
+        <w:numPr>
+          <w:ilvl w:val="0"/>
+          <w:numId w:val="15"/>
+        </w:numPr>
+        <w:rPr>
+          <w:rFonts w:ascii="Calibri" w:hAnsi="Calibri" w:cs="Calibri"/>
+          <w:sz w:val="22"/>
+          <w:szCs w:val="22"/>
+        </w:rPr>
+      </w:pPr>
+      <w:r>
+        <w:rPr>
+          <w:rFonts w:ascii="Calibri" w:hAnsi="Calibri" w:cs="Calibri"/>
+          <w:sz w:val="22"/>
+          <w:szCs w:val="22"/>
+        </w:rPr>
+        <w:t>PivotTables</w:t>
       </w:r>
     </w:p>
     <w:p>
-      <w:r>
-        <w:lastRenderedPageBreak/>
-        <w:t>- KPI Calculations</w:t>
-      </w:r>
+      <w:pPr>
+        <w:numPr>
+          <w:ilvl w:val="0"/>
+          <w:numId w:val="15"/>
+        </w:numPr>
+        <w:rPr>
+          <w:rFonts w:ascii="Calibri" w:hAnsi="Calibri" w:cs="Calibri"/>
+          <w:sz w:val="22"/>
+          <w:szCs w:val="22"/>
+        </w:rPr>
+      </w:pPr>
+      <w:proofErr w:type="spellStart"/>
+      <w:r>
+        <w:rPr>
+          <w:rFonts w:ascii="Calibri" w:hAnsi="Calibri" w:cs="Calibri"/>
+          <w:sz w:val="22"/>
+          <w:szCs w:val="22"/>
+        </w:rPr>
+        <w:t>PivotCharts</w:t>
+      </w:r>
+      <w:proofErr w:type="spellEnd"/>
     </w:p>
     <w:p>
-      <w:r>
-        <w:t>- Slicers</w:t>
+      <w:pPr>
+        <w:numPr>
+          <w:ilvl w:val="0"/>
+          <w:numId w:val="15"/>
+        </w:numPr>
+        <w:rPr>
+          <w:rFonts w:ascii="Calibri" w:hAnsi="Calibri" w:cs="Calibri"/>
+          <w:sz w:val="22"/>
+          <w:szCs w:val="22"/>
+        </w:rPr>
+      </w:pPr>
+      <w:r>
+        <w:rPr>
+          <w:rFonts w:ascii="Calibri" w:hAnsi="Calibri" w:cs="Calibri"/>
+          <w:sz w:val="22"/>
+          <w:szCs w:val="22"/>
+        </w:rPr>
+        <w:t>KPI Calculations</w:t>
       </w:r>
     </w:p>
     <w:p>
-      <w:r>
-        <w:t>- Dashboard Design</w:t>
+      <w:pPr>
+        <w:numPr>
+          <w:ilvl w:val="0"/>
+          <w:numId w:val="15"/>
+        </w:numPr>
+        <w:rPr>
+          <w:rFonts w:ascii="Calibri" w:hAnsi="Calibri" w:cs="Calibri"/>
+          <w:sz w:val="22"/>
+          <w:szCs w:val="22"/>
+        </w:rPr>
+      </w:pPr>
+      <w:r>
+        <w:rPr>
+          <w:rFonts w:ascii="Calibri" w:hAnsi="Calibri" w:cs="Calibri"/>
+          <w:sz w:val="22"/>
+          <w:szCs w:val="22"/>
+        </w:rPr>
+        <w:t>Slicers</w:t>
       </w:r>
     </w:p>
     <w:p>
-      <w:r>
-        <w:t>- Descriptive Statistics</w:t>
-      </w:r>
-    </w:p>
-    <w:p/>
-    <w:p>
-      <w:r>
-        <w:t>## Dataset Overview</w:t>
+      <w:pPr>
+        <w:numPr>
+          <w:ilvl w:val="0"/>
+          <w:numId w:val="15"/>
+        </w:numPr>
+        <w:rPr>
+          <w:rFonts w:ascii="Calibri" w:hAnsi="Calibri" w:cs="Calibri"/>
+          <w:sz w:val="22"/>
+          <w:szCs w:val="22"/>
+        </w:rPr>
+      </w:pPr>
+      <w:r>
+        <w:rPr>
+          <w:rFonts w:ascii="Calibri" w:hAnsi="Calibri" w:cs="Calibri"/>
+          <w:sz w:val="22"/>
+          <w:szCs w:val="22"/>
+        </w:rPr>
+        <w:t>Dashboard Design</w:t>
       </w:r>
     </w:p>
     <w:p>
-      <w:r>
-        <w:t>The dataset includes road traffic accident records with variables such as:</w:t>
+      <w:pPr>
+        <w:numPr>
+          <w:ilvl w:val="0"/>
+          <w:numId w:val="15"/>
+        </w:numPr>
+        <w:rPr>
+          <w:rFonts w:ascii="Calibri" w:hAnsi="Calibri" w:cs="Calibri"/>
+          <w:sz w:val="22"/>
+          <w:szCs w:val="22"/>
+        </w:rPr>
+      </w:pPr>
+      <w:r>
+        <w:rPr>
+          <w:rFonts w:ascii="Calibri" w:hAnsi="Calibri" w:cs="Calibri"/>
+          <w:sz w:val="22"/>
+          <w:szCs w:val="22"/>
+        </w:rPr>
+        <w:t>Descriptive Statistics</w:t>
       </w:r>
     </w:p>
     <w:p>
-      <w:r>
-        <w:t>- accident date</w:t>
+      <w:pPr>
+        <w:rPr>
+          <w:rFonts w:ascii="Calibri" w:hAnsi="Calibri" w:cs="Calibri"/>
+          <w:b/>
+          <w:bCs/>
+          <w:sz w:val="22"/>
+          <w:szCs w:val="22"/>
+        </w:rPr>
+      </w:pPr>
+      <w:r>
+        <w:rPr>
+          <w:rFonts w:ascii="Calibri" w:hAnsi="Calibri" w:cs="Calibri"/>
+          <w:b/>
+          <w:bCs/>
+          <w:sz w:val="22"/>
+          <w:szCs w:val="22"/>
+        </w:rPr>
+        <w:t>Dataset Overview</w:t>
       </w:r>
     </w:p>
     <w:p>
-      <w:r>
-        <w:t>- accident severity</w:t>
+      <w:pPr>
+        <w:rPr>
+          <w:rFonts w:ascii="Calibri" w:hAnsi="Calibri" w:cs="Calibri"/>
+          <w:sz w:val="22"/>
+          <w:szCs w:val="22"/>
+        </w:rPr>
+      </w:pPr>
+      <w:r>
+        <w:rPr>
+          <w:rFonts w:ascii="Calibri" w:hAnsi="Calibri" w:cs="Calibri"/>
+          <w:sz w:val="22"/>
+          <w:szCs w:val="22"/>
+        </w:rPr>
+        <w:t>The dataset includes road traffic accident records with variables such as:</w:t>
       </w:r>
     </w:p>
     <w:p>
-      <w:r>
-        <w:t>- local authority</w:t>
+      <w:pPr>
+        <w:numPr>
+          <w:ilvl w:val="0"/>
+          <w:numId w:val="16"/>
+        </w:numPr>
+        <w:rPr>
+          <w:rFonts w:ascii="Calibri" w:hAnsi="Calibri" w:cs="Calibri"/>
+          <w:sz w:val="22"/>
+          <w:szCs w:val="22"/>
+        </w:rPr>
+      </w:pPr>
+      <w:r>
+        <w:rPr>
+          <w:rFonts w:ascii="Calibri" w:hAnsi="Calibri" w:cs="Calibri"/>
+          <w:sz w:val="22"/>
+          <w:szCs w:val="22"/>
+        </w:rPr>
+        <w:t>accident date</w:t>
       </w:r>
     </w:p>
     <w:p>
-      <w:r>
-        <w:t>- urban or rural area</w:t>
+      <w:pPr>
+        <w:numPr>
+          <w:ilvl w:val="0"/>
+          <w:numId w:val="16"/>
+        </w:numPr>
+        <w:rPr>
+          <w:rFonts w:ascii="Calibri" w:hAnsi="Calibri" w:cs="Calibri"/>
+          <w:sz w:val="22"/>
+          <w:szCs w:val="22"/>
+        </w:rPr>
+      </w:pPr>
+      <w:r>
+        <w:rPr>
+          <w:rFonts w:ascii="Calibri" w:hAnsi="Calibri" w:cs="Calibri"/>
+          <w:sz w:val="22"/>
+          <w:szCs w:val="22"/>
+        </w:rPr>
+        <w:t>accident severity</w:t>
       </w:r>
     </w:p>
     <w:p>
-      <w:r>
-        <w:t>- weather condition</w:t>
+      <w:pPr>
+        <w:numPr>
+          <w:ilvl w:val="0"/>
+          <w:numId w:val="16"/>
+        </w:numPr>
+        <w:rPr>
+          <w:rFonts w:ascii="Calibri" w:hAnsi="Calibri" w:cs="Calibri"/>
+          <w:sz w:val="22"/>
+          <w:szCs w:val="22"/>
+        </w:rPr>
+      </w:pPr>
+      <w:r>
+        <w:rPr>
+          <w:rFonts w:ascii="Calibri" w:hAnsi="Calibri" w:cs="Calibri"/>
+          <w:sz w:val="22"/>
+          <w:szCs w:val="22"/>
+        </w:rPr>
+        <w:t>local authority</w:t>
       </w:r>
     </w:p>
     <w:p>
-      <w:r>
-        <w:t>- light condition</w:t>
-      </w:r>
+      <w:pPr>
+        <w:numPr>
+          <w:ilvl w:val="0"/>
+          <w:numId w:val="16"/>
+        </w:numPr>
+        <w:rPr>
+          <w:rFonts w:ascii="Calibri" w:hAnsi="Calibri" w:cs="Calibri"/>
+          <w:sz w:val="22"/>
+          <w:szCs w:val="22"/>
+        </w:rPr>
+      </w:pPr>
+      <w:r>
+        <w:rPr>
+          <w:rFonts w:ascii="Calibri" w:hAnsi="Calibri" w:cs="Calibri"/>
+          <w:sz w:val="22"/>
+          <w:szCs w:val="22"/>
+        </w:rPr>
+        <w:t xml:space="preserve">urban or rural </w:t>
+      </w:r>
+      <w:proofErr w:type="gramStart"/>
+      <w:r>
+        <w:rPr>
+          <w:rFonts w:ascii="Calibri" w:hAnsi="Calibri" w:cs="Calibri"/>
+          <w:sz w:val="22"/>
+          <w:szCs w:val="22"/>
+        </w:rPr>
+        <w:t>area</w:t>
+      </w:r>
+      <w:proofErr w:type="gramEnd"/>
     </w:p>
     <w:p>
-      <w:r>
-        <w:t>- road surface condition</w:t>
+      <w:pPr>
+        <w:numPr>
+          <w:ilvl w:val="0"/>
+          <w:numId w:val="16"/>
+        </w:numPr>
+        <w:rPr>
+          <w:rFonts w:ascii="Calibri" w:hAnsi="Calibri" w:cs="Calibri"/>
+          <w:sz w:val="22"/>
+          <w:szCs w:val="22"/>
+        </w:rPr>
+      </w:pPr>
+      <w:r>
+        <w:rPr>
+          <w:rFonts w:ascii="Calibri" w:hAnsi="Calibri" w:cs="Calibri"/>
+          <w:sz w:val="22"/>
+          <w:szCs w:val="22"/>
+        </w:rPr>
+        <w:t>weather condition</w:t>
       </w:r>
     </w:p>
     <w:p>
-      <w:r>
-        <w:t>- speed limit</w:t>
+      <w:pPr>
+        <w:numPr>
+          <w:ilvl w:val="0"/>
+          <w:numId w:val="16"/>
+        </w:numPr>
+        <w:rPr>
+          <w:rFonts w:ascii="Calibri" w:hAnsi="Calibri" w:cs="Calibri"/>
+          <w:sz w:val="22"/>
+          <w:szCs w:val="22"/>
+        </w:rPr>
+      </w:pPr>
+      <w:r>
+        <w:rPr>
+          <w:rFonts w:ascii="Calibri" w:hAnsi="Calibri" w:cs="Calibri"/>
+          <w:sz w:val="22"/>
+          <w:szCs w:val="22"/>
+        </w:rPr>
+        <w:t>light condition</w:t>
       </w:r>
     </w:p>
     <w:p>
-      <w:r>
-        <w:t>- number of casualties</w:t>
+      <w:pPr>
+        <w:numPr>
+          <w:ilvl w:val="0"/>
+          <w:numId w:val="16"/>
+        </w:numPr>
+        <w:rPr>
+          <w:rFonts w:ascii="Calibri" w:hAnsi="Calibri" w:cs="Calibri"/>
+          <w:sz w:val="22"/>
+          <w:szCs w:val="22"/>
+        </w:rPr>
+      </w:pPr>
+      <w:r>
+        <w:rPr>
+          <w:rFonts w:ascii="Calibri" w:hAnsi="Calibri" w:cs="Calibri"/>
+          <w:sz w:val="22"/>
+          <w:szCs w:val="22"/>
+        </w:rPr>
+        <w:t>road surface condition</w:t>
       </w:r>
     </w:p>
     <w:p>
-      <w:r>
-        <w:t>- number of vehicles involved</w:t>
+      <w:pPr>
+        <w:numPr>
+          <w:ilvl w:val="0"/>
+          <w:numId w:val="16"/>
+        </w:numPr>
+        <w:rPr>
+          <w:rFonts w:ascii="Calibri" w:hAnsi="Calibri" w:cs="Calibri"/>
+          <w:sz w:val="22"/>
+          <w:szCs w:val="22"/>
+        </w:rPr>
+      </w:pPr>
+      <w:r>
+        <w:rPr>
+          <w:rFonts w:ascii="Calibri" w:hAnsi="Calibri" w:cs="Calibri"/>
+          <w:sz w:val="22"/>
+          <w:szCs w:val="22"/>
+        </w:rPr>
+        <w:lastRenderedPageBreak/>
+        <w:t>speed limit</w:t>
       </w:r>
     </w:p>
     <w:p>
-      <w:r>
-        <w:t>- vehicle type</w:t>
-      </w:r>
-    </w:p>
-    <w:p/>
-    <w:p>
-      <w:r>
-        <w:t>## Project Workflow</w:t>
+      <w:pPr>
+        <w:numPr>
+          <w:ilvl w:val="0"/>
+          <w:numId w:val="16"/>
+        </w:numPr>
+        <w:rPr>
+          <w:rFonts w:ascii="Calibri" w:hAnsi="Calibri" w:cs="Calibri"/>
+          <w:sz w:val="22"/>
+          <w:szCs w:val="22"/>
+        </w:rPr>
+      </w:pPr>
+      <w:r>
+        <w:rPr>
+          <w:rFonts w:ascii="Calibri" w:hAnsi="Calibri" w:cs="Calibri"/>
+          <w:sz w:val="22"/>
+          <w:szCs w:val="22"/>
+        </w:rPr>
+        <w:t>number of casualties</w:t>
       </w:r>
     </w:p>
     <w:p>
-      <w:r>
-        <w:t>- Cleaned and standardized the raw dataset for analysis</w:t>
+      <w:pPr>
+        <w:numPr>
+          <w:ilvl w:val="0"/>
+          <w:numId w:val="16"/>
+        </w:numPr>
+        <w:rPr>
+          <w:rFonts w:ascii="Calibri" w:hAnsi="Calibri" w:cs="Calibri"/>
+          <w:sz w:val="22"/>
+          <w:szCs w:val="22"/>
+        </w:rPr>
+      </w:pPr>
+      <w:r>
+        <w:rPr>
+          <w:rFonts w:ascii="Calibri" w:hAnsi="Calibri" w:cs="Calibri"/>
+          <w:sz w:val="22"/>
+          <w:szCs w:val="22"/>
+        </w:rPr>
+        <w:t>number of vehicles involved</w:t>
       </w:r>
     </w:p>
     <w:p>
-      <w:r>
-        <w:t>- Structured the cleaned data into Excel tables</w:t>
+      <w:pPr>
+        <w:numPr>
+          <w:ilvl w:val="0"/>
+          <w:numId w:val="16"/>
+        </w:numPr>
+        <w:rPr>
+          <w:rFonts w:ascii="Calibri" w:hAnsi="Calibri" w:cs="Calibri"/>
+          <w:sz w:val="22"/>
+          <w:szCs w:val="22"/>
+        </w:rPr>
+      </w:pPr>
+      <w:r>
+        <w:rPr>
+          <w:rFonts w:ascii="Calibri" w:hAnsi="Calibri" w:cs="Calibri"/>
+          <w:sz w:val="22"/>
+          <w:szCs w:val="22"/>
+        </w:rPr>
+        <w:t>vehicle type</w:t>
       </w:r>
     </w:p>
     <w:p>
-      <w:r>
-        <w:t>- Built PivotTables and PivotCharts to analyze accident patterns</w:t>
+      <w:pPr>
+        <w:rPr>
+          <w:rFonts w:ascii="Calibri" w:hAnsi="Calibri" w:cs="Calibri"/>
+          <w:b/>
+          <w:bCs/>
+          <w:sz w:val="22"/>
+          <w:szCs w:val="22"/>
+        </w:rPr>
+      </w:pPr>
+      <w:r>
+        <w:rPr>
+          <w:rFonts w:ascii="Calibri" w:hAnsi="Calibri" w:cs="Calibri"/>
+          <w:b/>
+          <w:bCs/>
+          <w:sz w:val="22"/>
+          <w:szCs w:val="22"/>
+        </w:rPr>
+        <w:t>Project Workflow</w:t>
       </w:r>
     </w:p>
     <w:p>
-      <w:r>
-        <w:t>- Calculated KPIs such as total accidents, total casualties, average casualties per accident, and severe accident rate</w:t>
+      <w:pPr>
+        <w:numPr>
+          <w:ilvl w:val="0"/>
+          <w:numId w:val="17"/>
+        </w:numPr>
+        <w:rPr>
+          <w:rFonts w:ascii="Calibri" w:hAnsi="Calibri" w:cs="Calibri"/>
+          <w:sz w:val="22"/>
+          <w:szCs w:val="22"/>
+        </w:rPr>
+      </w:pPr>
+      <w:r>
+        <w:rPr>
+          <w:rFonts w:ascii="Calibri" w:hAnsi="Calibri" w:cs="Calibri"/>
+          <w:sz w:val="22"/>
+          <w:szCs w:val="22"/>
+        </w:rPr>
+        <w:t>Cleaned and standardized the raw dataset for analysis</w:t>
       </w:r>
     </w:p>
     <w:p>
-      <w:r>
-        <w:t>- Developed an interactive dashboard with slicers for year, accident severity, urban/rural area, and local authority</w:t>
+      <w:pPr>
+        <w:numPr>
+          <w:ilvl w:val="0"/>
+          <w:numId w:val="17"/>
+        </w:numPr>
+        <w:rPr>
+          <w:rFonts w:ascii="Calibri" w:hAnsi="Calibri" w:cs="Calibri"/>
+          <w:sz w:val="22"/>
+          <w:szCs w:val="22"/>
+        </w:rPr>
+      </w:pPr>
+      <w:r>
+        <w:rPr>
+          <w:rFonts w:ascii="Calibri" w:hAnsi="Calibri" w:cs="Calibri"/>
+          <w:sz w:val="22"/>
+          <w:szCs w:val="22"/>
+        </w:rPr>
+        <w:t>Structured the cleaned data into Excel tables</w:t>
       </w:r>
     </w:p>
     <w:p>
-      <w:r>
-        <w:lastRenderedPageBreak/>
-        <w:t>- Summarized findings and recommendations in a reporting slide deck</w:t>
-      </w:r>
-    </w:p>
-    <w:p/>
-    <w:p>
-      <w:r>
-        <w:t>## Dashboard Preview</w:t>
+      <w:pPr>
+        <w:numPr>
+          <w:ilvl w:val="0"/>
+          <w:numId w:val="17"/>
+        </w:numPr>
+        <w:rPr>
+          <w:rFonts w:ascii="Calibri" w:hAnsi="Calibri" w:cs="Calibri"/>
+          <w:sz w:val="22"/>
+          <w:szCs w:val="22"/>
+        </w:rPr>
+      </w:pPr>
+      <w:r>
+        <w:rPr>
+          <w:rFonts w:ascii="Calibri" w:hAnsi="Calibri" w:cs="Calibri"/>
+          <w:sz w:val="22"/>
+          <w:szCs w:val="22"/>
+        </w:rPr>
+        <w:t xml:space="preserve">Built PivotTables and </w:t>
+      </w:r>
+      <w:proofErr w:type="spellStart"/>
+      <w:r>
+        <w:rPr>
+          <w:rFonts w:ascii="Calibri" w:hAnsi="Calibri" w:cs="Calibri"/>
+          <w:sz w:val="22"/>
+          <w:szCs w:val="22"/>
+        </w:rPr>
+        <w:t>PivotCharts</w:t>
+      </w:r>
+      <w:proofErr w:type="spellEnd"/>
+      <w:r>
+        <w:rPr>
+          <w:rFonts w:ascii="Calibri" w:hAnsi="Calibri" w:cs="Calibri"/>
+          <w:sz w:val="22"/>
+          <w:szCs w:val="22"/>
+        </w:rPr>
+        <w:t xml:space="preserve"> to analyze accident patterns</w:t>
       </w:r>
     </w:p>
     <w:p>
-      <w:r>
-        <w:t>![Road Traffic Accident Dashboard](</w:t>
-      </w:r>
-      <w:r>
-        <w:t>visuals/</w:t>
-      </w:r>
-      <w:r>
-        <w:t>dashboard-</w:t>
-      </w:r>
-      <w:r>
-        <w:t>preview</w:t>
-      </w:r>
-      <w:r>
-        <w:t>.jpg)</w:t>
+      <w:pPr>
+        <w:numPr>
+          <w:ilvl w:val="0"/>
+          <w:numId w:val="17"/>
+        </w:numPr>
+        <w:rPr>
+          <w:rFonts w:ascii="Calibri" w:hAnsi="Calibri" w:cs="Calibri"/>
+          <w:sz w:val="22"/>
+          <w:szCs w:val="22"/>
+        </w:rPr>
+      </w:pPr>
+      <w:r>
+        <w:rPr>
+          <w:rFonts w:ascii="Calibri" w:hAnsi="Calibri" w:cs="Calibri"/>
+          <w:sz w:val="22"/>
+          <w:szCs w:val="22"/>
+        </w:rPr>
+        <w:t>Calculated KPIs such as total accidents, total casualties, average casualties per accident, and severe accident rate</w:t>
       </w:r>
     </w:p>
     <w:p>
-      <w:r>
-        <w:t>Interactive Excel dashboard showing accident trends, severity patterns, and geographic hotspots</w:t>
-      </w:r>
-    </w:p>
-    <w:p/>
-    <w:p>
-      <w:r>
-        <w:t>## Key Insights</w:t>
+      <w:pPr>
+        <w:numPr>
+          <w:ilvl w:val="0"/>
+          <w:numId w:val="17"/>
+        </w:numPr>
+        <w:rPr>
+          <w:rFonts w:ascii="Calibri" w:hAnsi="Calibri" w:cs="Calibri"/>
+          <w:sz w:val="22"/>
+          <w:szCs w:val="22"/>
+        </w:rPr>
+      </w:pPr>
+      <w:r>
+        <w:rPr>
+          <w:rFonts w:ascii="Calibri" w:hAnsi="Calibri" w:cs="Calibri"/>
+          <w:sz w:val="22"/>
+          <w:szCs w:val="22"/>
+        </w:rPr>
+        <w:t>Developed an interactive dashboard with slicers for year, accident severity, urban/rural area, and local authority</w:t>
       </w:r>
     </w:p>
     <w:p>
-      <w:r>
-        <w:t>- Most accidents were classified as slight, though fatal and serious accidents still accounted for a meaningful share of total accidents</w:t>
+      <w:pPr>
+        <w:numPr>
+          <w:ilvl w:val="0"/>
+          <w:numId w:val="17"/>
+        </w:numPr>
+        <w:rPr>
+          <w:rFonts w:ascii="Calibri" w:hAnsi="Calibri" w:cs="Calibri"/>
+          <w:sz w:val="22"/>
+          <w:szCs w:val="22"/>
+        </w:rPr>
+      </w:pPr>
+      <w:r>
+        <w:rPr>
+          <w:rFonts w:ascii="Calibri" w:hAnsi="Calibri" w:cs="Calibri"/>
+          <w:sz w:val="22"/>
+          <w:szCs w:val="22"/>
+        </w:rPr>
+        <w:t>Summarized findings and recommendations in a reporting slide deck</w:t>
       </w:r>
     </w:p>
     <w:p>
-      <w:r>
-        <w:t>- Accident counts were highest during weekday activity periods, especially late afternoon hours</w:t>
+      <w:pPr>
+        <w:rPr>
+          <w:rFonts w:ascii="Calibri" w:hAnsi="Calibri" w:cs="Calibri"/>
+          <w:b/>
+          <w:bCs/>
+          <w:sz w:val="22"/>
+          <w:szCs w:val="22"/>
+        </w:rPr>
+      </w:pPr>
+      <w:r>
+        <w:rPr>
+          <w:rFonts w:ascii="Calibri" w:hAnsi="Calibri" w:cs="Calibri"/>
+          <w:b/>
+          <w:bCs/>
+          <w:sz w:val="22"/>
+          <w:szCs w:val="22"/>
+        </w:rPr>
+        <w:t>Dashboard Preview</w:t>
       </w:r>
     </w:p>
     <w:p>
-      <w:r>
-        <w:t>- Urban areas recorded more accidents overall, while rural areas showed a higher severe accident share</w:t>
+      <w:pPr>
+        <w:rPr>
+          <w:rFonts w:ascii="Calibri" w:hAnsi="Calibri" w:cs="Calibri"/>
+          <w:sz w:val="22"/>
+          <w:szCs w:val="22"/>
+        </w:rPr>
+      </w:pPr>
+      <w:r>
+        <w:rPr>
+          <w:rFonts w:ascii="Calibri" w:hAnsi="Calibri" w:cs="Calibri"/>
+          <w:sz w:val="22"/>
+          <w:szCs w:val="22"/>
+        </w:rPr>
+        <w:t>Interactive Excel dashboard showing accident trends, severity patterns, and geographic hotspots.</w:t>
       </w:r>
     </w:p>
     <w:p>
-      <w:r>
-        <w:t>- Higher speed roads were associated with more severe accidents</w:t>
+      <w:pPr>
+        <w:rPr>
+          <w:rFonts w:ascii="Calibri" w:hAnsi="Calibri" w:cs="Calibri"/>
+          <w:b/>
+          <w:bCs/>
+          <w:sz w:val="22"/>
+          <w:szCs w:val="22"/>
+        </w:rPr>
+      </w:pPr>
+      <w:r>
+        <w:rPr>
+          <w:rFonts w:ascii="Calibri" w:hAnsi="Calibri" w:cs="Calibri"/>
+          <w:b/>
+          <w:bCs/>
+          <w:sz w:val="22"/>
+          <w:szCs w:val="22"/>
+        </w:rPr>
+        <w:t>Key Insights</w:t>
       </w:r>
     </w:p>
     <w:p>
-      <w:r>
-        <w:t>- Darkness with no lighting emerged as a key risk factor for accident severity</w:t>
+      <w:pPr>
+        <w:numPr>
+          <w:ilvl w:val="0"/>
+          <w:numId w:val="18"/>
+        </w:numPr>
+        <w:rPr>
+          <w:rFonts w:ascii="Calibri" w:hAnsi="Calibri" w:cs="Calibri"/>
+          <w:sz w:val="22"/>
+          <w:szCs w:val="22"/>
+        </w:rPr>
+      </w:pPr>
+      <w:r>
+        <w:rPr>
+          <w:rFonts w:ascii="Calibri" w:hAnsi="Calibri" w:cs="Calibri"/>
+          <w:sz w:val="22"/>
+          <w:szCs w:val="22"/>
+        </w:rPr>
+        <w:t xml:space="preserve">Most accidents were classified as slight, though fatal and serious accidents still </w:t>
+      </w:r>
+      <w:proofErr w:type="gramStart"/>
+      <w:r>
+        <w:rPr>
+          <w:rFonts w:ascii="Calibri" w:hAnsi="Calibri" w:cs="Calibri"/>
+          <w:sz w:val="22"/>
+          <w:szCs w:val="22"/>
+        </w:rPr>
+        <w:t>accounted</w:t>
+      </w:r>
+      <w:proofErr w:type="gramEnd"/>
+      <w:r>
+        <w:rPr>
+          <w:rFonts w:ascii="Calibri" w:hAnsi="Calibri" w:cs="Calibri"/>
+          <w:sz w:val="22"/>
+          <w:szCs w:val="22"/>
+        </w:rPr>
+        <w:t xml:space="preserve"> for a meaningful share of total accidents</w:t>
       </w:r>
     </w:p>
     <w:p>
-      <w:r>
-        <w:t>- Some local authorities consistently appeared as hotspots for both total and severe accidents</w:t>
-      </w:r>
-    </w:p>
-    <w:p/>
-    <w:p>
-      <w:r>
-        <w:t>## Recommendations</w:t>
+      <w:pPr>
+        <w:numPr>
+          <w:ilvl w:val="0"/>
+          <w:numId w:val="18"/>
+        </w:numPr>
+        <w:rPr>
+          <w:rFonts w:ascii="Calibri" w:hAnsi="Calibri" w:cs="Calibri"/>
+          <w:sz w:val="22"/>
+          <w:szCs w:val="22"/>
+        </w:rPr>
+      </w:pPr>
+      <w:r>
+        <w:rPr>
+          <w:rFonts w:ascii="Calibri" w:hAnsi="Calibri" w:cs="Calibri"/>
+          <w:sz w:val="22"/>
+          <w:szCs w:val="22"/>
+        </w:rPr>
+        <w:t>Accident counts were highest during weekday activity periods, especially late afternoon hours</w:t>
       </w:r>
     </w:p>
     <w:p>
-      <w:r>
-        <w:t>- Prioritize speed management on higher-speed roads</w:t>
+      <w:pPr>
+        <w:numPr>
+          <w:ilvl w:val="0"/>
+          <w:numId w:val="18"/>
+        </w:numPr>
+        <w:rPr>
+          <w:rFonts w:ascii="Calibri" w:hAnsi="Calibri" w:cs="Calibri"/>
+          <w:sz w:val="22"/>
+          <w:szCs w:val="22"/>
+        </w:rPr>
+      </w:pPr>
+      <w:r>
+        <w:rPr>
+          <w:rFonts w:ascii="Calibri" w:hAnsi="Calibri" w:cs="Calibri"/>
+          <w:sz w:val="22"/>
+          <w:szCs w:val="22"/>
+        </w:rPr>
+        <w:t>Urban areas recorded more accidents overall, while rural areas showed a higher severe accident share</w:t>
       </w:r>
     </w:p>
     <w:p>
-      <w:r>
-        <w:t>- Improve lighting in high-risk dark locations</w:t>
+      <w:pPr>
+        <w:numPr>
+          <w:ilvl w:val="0"/>
+          <w:numId w:val="18"/>
+        </w:numPr>
+        <w:rPr>
+          <w:rFonts w:ascii="Calibri" w:hAnsi="Calibri" w:cs="Calibri"/>
+          <w:sz w:val="22"/>
+          <w:szCs w:val="22"/>
+        </w:rPr>
+      </w:pPr>
+      <w:r>
+        <w:rPr>
+          <w:rFonts w:ascii="Calibri" w:hAnsi="Calibri" w:cs="Calibri"/>
+          <w:sz w:val="22"/>
+          <w:szCs w:val="22"/>
+        </w:rPr>
+        <w:t>Higher speed roads were associated with more severe accidents</w:t>
       </w:r>
     </w:p>
     <w:p>
-      <w:r>
-        <w:t>- Strengthen maintenance and warning systems for poor road surface conditions</w:t>
+      <w:pPr>
+        <w:numPr>
+          <w:ilvl w:val="0"/>
+          <w:numId w:val="18"/>
+        </w:numPr>
+        <w:rPr>
+          <w:rFonts w:ascii="Calibri" w:hAnsi="Calibri" w:cs="Calibri"/>
+          <w:sz w:val="22"/>
+          <w:szCs w:val="22"/>
+        </w:rPr>
+      </w:pPr>
+      <w:r>
+        <w:rPr>
+          <w:rFonts w:ascii="Calibri" w:hAnsi="Calibri" w:cs="Calibri"/>
+          <w:sz w:val="22"/>
+          <w:szCs w:val="22"/>
+        </w:rPr>
+        <w:t>Darkness with no lighting emerged as a key risk factor for accident severity</w:t>
       </w:r>
     </w:p>
     <w:p>
-      <w:r>
-        <w:t>- Target road safety interventions around peak accident periods</w:t>
+      <w:pPr>
+        <w:numPr>
+          <w:ilvl w:val="0"/>
+          <w:numId w:val="18"/>
+        </w:numPr>
+        <w:rPr>
+          <w:rFonts w:ascii="Calibri" w:hAnsi="Calibri" w:cs="Calibri"/>
+          <w:sz w:val="22"/>
+          <w:szCs w:val="22"/>
+        </w:rPr>
+      </w:pPr>
+      <w:r>
+        <w:rPr>
+          <w:rFonts w:ascii="Calibri" w:hAnsi="Calibri" w:cs="Calibri"/>
+          <w:sz w:val="22"/>
+          <w:szCs w:val="22"/>
+        </w:rPr>
+        <w:t>Some local authorities consistently appeared as hotspots for both total and severe accidents</w:t>
       </w:r>
     </w:p>
     <w:p>
-      <w:r>
-        <w:t>- Use hotspot rankings to guide local planning and resource allocation</w:t>
-      </w:r>
-    </w:p>
-    <w:p/>
-    <w:p>
-      <w:r>
-        <w:t>## Files Included</w:t>
+      <w:pPr>
+        <w:rPr>
+          <w:rFonts w:ascii="Calibri" w:hAnsi="Calibri" w:cs="Calibri"/>
+          <w:b/>
+          <w:bCs/>
+          <w:sz w:val="22"/>
+          <w:szCs w:val="22"/>
+        </w:rPr>
+      </w:pPr>
+      <w:r>
+        <w:rPr>
+          <w:rFonts w:ascii="Calibri" w:hAnsi="Calibri" w:cs="Calibri"/>
+          <w:b/>
+          <w:bCs/>
+          <w:sz w:val="22"/>
+          <w:szCs w:val="22"/>
+        </w:rPr>
+        <w:t>Recommendations</w:t>
       </w:r>
     </w:p>
     <w:p>
-      <w:r>
-        <w:lastRenderedPageBreak/>
-        <w:t>- `CoreTech</w:t>
-      </w:r>
-      <w:r>
-        <w:t>_</w:t>
-      </w:r>
-      <w:r>
-        <w:t>Labs_Excel</w:t>
-      </w:r>
-      <w:r>
-        <w:t>_</w:t>
-      </w:r>
-      <w:r>
-        <w:t>Workbook.xlsx`</w:t>
+      <w:pPr>
+        <w:numPr>
+          <w:ilvl w:val="0"/>
+          <w:numId w:val="19"/>
+        </w:numPr>
+        <w:rPr>
+          <w:rFonts w:ascii="Calibri" w:hAnsi="Calibri" w:cs="Calibri"/>
+          <w:sz w:val="22"/>
+          <w:szCs w:val="22"/>
+        </w:rPr>
+      </w:pPr>
+      <w:r>
+        <w:rPr>
+          <w:rFonts w:ascii="Calibri" w:hAnsi="Calibri" w:cs="Calibri"/>
+          <w:sz w:val="22"/>
+          <w:szCs w:val="22"/>
+        </w:rPr>
+        <w:t>Prioritize speed management on higher-speed roads</w:t>
       </w:r>
     </w:p>
     <w:p>
-      <w:r>
-        <w:t>- `CoreTech</w:t>
-      </w:r>
-      <w:r>
-        <w:t>_</w:t>
-      </w:r>
-      <w:r>
-        <w:t>Labs_Presentation</w:t>
-      </w:r>
-      <w:r>
-        <w:t>_</w:t>
-      </w:r>
-      <w:r>
-        <w:t>Slides.pptx`</w:t>
+      <w:pPr>
+        <w:numPr>
+          <w:ilvl w:val="0"/>
+          <w:numId w:val="19"/>
+        </w:numPr>
+        <w:rPr>
+          <w:rFonts w:ascii="Calibri" w:hAnsi="Calibri" w:cs="Calibri"/>
+          <w:sz w:val="22"/>
+          <w:szCs w:val="22"/>
+        </w:rPr>
+      </w:pPr>
+      <w:r>
+        <w:rPr>
+          <w:rFonts w:ascii="Calibri" w:hAnsi="Calibri" w:cs="Calibri"/>
+          <w:sz w:val="22"/>
+          <w:szCs w:val="22"/>
+        </w:rPr>
+        <w:t>Improve lighting in high-risk dark locations</w:t>
       </w:r>
     </w:p>
     <w:p>
-      <w:r>
-        <w:t>- `dashboard-image.jpg`</w:t>
+      <w:pPr>
+        <w:numPr>
+          <w:ilvl w:val="0"/>
+          <w:numId w:val="19"/>
+        </w:numPr>
+        <w:rPr>
+          <w:rFonts w:ascii="Calibri" w:hAnsi="Calibri" w:cs="Calibri"/>
+          <w:sz w:val="22"/>
+          <w:szCs w:val="22"/>
+        </w:rPr>
+      </w:pPr>
+      <w:proofErr w:type="gramStart"/>
+      <w:r>
+        <w:rPr>
+          <w:rFonts w:ascii="Calibri" w:hAnsi="Calibri" w:cs="Calibri"/>
+          <w:sz w:val="22"/>
+          <w:szCs w:val="22"/>
+        </w:rPr>
+        <w:t>Strengthen</w:t>
+      </w:r>
+      <w:proofErr w:type="gramEnd"/>
+      <w:r>
+        <w:rPr>
+          <w:rFonts w:ascii="Calibri" w:hAnsi="Calibri" w:cs="Calibri"/>
+          <w:sz w:val="22"/>
+          <w:szCs w:val="22"/>
+        </w:rPr>
+        <w:t xml:space="preserve"> maintenance and warning systems for poor road surface conditions</w:t>
       </w:r>
     </w:p>
     <w:p>
-      <w:r>
-        <w:t>- `README.md`</w:t>
-      </w:r>
-    </w:p>
-    <w:p/>
-    <w:p>
-      <w:r>
-        <w:t>## What This Project Demonstrates</w:t>
+      <w:pPr>
+        <w:numPr>
+          <w:ilvl w:val="0"/>
+          <w:numId w:val="19"/>
+        </w:numPr>
+        <w:rPr>
+          <w:rFonts w:ascii="Calibri" w:hAnsi="Calibri" w:cs="Calibri"/>
+          <w:sz w:val="22"/>
+          <w:szCs w:val="22"/>
+        </w:rPr>
+      </w:pPr>
+      <w:r>
+        <w:rPr>
+          <w:rFonts w:ascii="Calibri" w:hAnsi="Calibri" w:cs="Calibri"/>
+          <w:sz w:val="22"/>
+          <w:szCs w:val="22"/>
+        </w:rPr>
+        <w:t>Target road safety interventions around peak accident periods</w:t>
       </w:r>
     </w:p>
     <w:p>
-      <w:r>
-        <w:t>This project demonstrates my ability to use Excel as an analytics and reporting tool for decision support. It shows that I can work through the full analytics process, from cleaning raw data and performing analysis to building dashboards, identifying insights, and communicating recommendations clearly</w:t>
-      </w:r>
-      <w:r>
-        <w:t>.</w:t>
+      <w:pPr>
+        <w:numPr>
+          <w:ilvl w:val="0"/>
+          <w:numId w:val="19"/>
+        </w:numPr>
+        <w:rPr>
+          <w:rFonts w:ascii="Calibri" w:hAnsi="Calibri" w:cs="Calibri"/>
+          <w:sz w:val="22"/>
+          <w:szCs w:val="22"/>
+        </w:rPr>
+      </w:pPr>
+      <w:r>
+        <w:rPr>
+          <w:rFonts w:ascii="Calibri" w:hAnsi="Calibri" w:cs="Calibri"/>
+          <w:sz w:val="22"/>
+          <w:szCs w:val="22"/>
+        </w:rPr>
+        <w:lastRenderedPageBreak/>
+        <w:t>Use hotspot rankings to guide local planning and resource allocation</w:t>
+      </w:r>
+    </w:p>
+    <w:p>
+      <w:pPr>
+        <w:rPr>
+          <w:rFonts w:ascii="Calibri" w:hAnsi="Calibri" w:cs="Calibri"/>
+          <w:b/>
+          <w:bCs/>
+          <w:sz w:val="22"/>
+          <w:szCs w:val="22"/>
+        </w:rPr>
+      </w:pPr>
+      <w:r>
+        <w:rPr>
+          <w:rFonts w:ascii="Calibri" w:hAnsi="Calibri" w:cs="Calibri"/>
+          <w:b/>
+          <w:bCs/>
+          <w:sz w:val="22"/>
+          <w:szCs w:val="22"/>
+        </w:rPr>
+        <w:t>Files Included</w:t>
+      </w:r>
+    </w:p>
+    <w:p>
+      <w:pPr>
+        <w:numPr>
+          <w:ilvl w:val="0"/>
+          <w:numId w:val="20"/>
+        </w:numPr>
+        <w:rPr>
+          <w:rFonts w:ascii="Calibri" w:hAnsi="Calibri" w:cs="Calibri"/>
+          <w:sz w:val="22"/>
+          <w:szCs w:val="22"/>
+        </w:rPr>
+      </w:pPr>
+      <w:r>
+        <w:rPr>
+          <w:rFonts w:ascii="Calibri" w:hAnsi="Calibri" w:cs="Calibri"/>
+          <w:sz w:val="22"/>
+          <w:szCs w:val="22"/>
+        </w:rPr>
+        <w:t>README.md</w:t>
+      </w:r>
+    </w:p>
+    <w:p>
+      <w:pPr>
+        <w:numPr>
+          <w:ilvl w:val="0"/>
+          <w:numId w:val="20"/>
+        </w:numPr>
+        <w:rPr>
+          <w:rFonts w:ascii="Calibri" w:hAnsi="Calibri" w:cs="Calibri"/>
+          <w:sz w:val="22"/>
+          <w:szCs w:val="22"/>
+        </w:rPr>
+      </w:pPr>
+      <w:r>
+        <w:rPr>
+          <w:rFonts w:ascii="Calibri" w:hAnsi="Calibri" w:cs="Calibri"/>
+          <w:sz w:val="22"/>
+          <w:szCs w:val="22"/>
+        </w:rPr>
+        <w:t>CoreTech_Labs_Excel_Workbook.xlsx</w:t>
+      </w:r>
+    </w:p>
+    <w:p>
+      <w:pPr>
+        <w:numPr>
+          <w:ilvl w:val="0"/>
+          <w:numId w:val="20"/>
+        </w:numPr>
+        <w:rPr>
+          <w:rFonts w:ascii="Calibri" w:hAnsi="Calibri" w:cs="Calibri"/>
+          <w:sz w:val="22"/>
+          <w:szCs w:val="22"/>
+        </w:rPr>
+      </w:pPr>
+      <w:r>
+        <w:rPr>
+          <w:rFonts w:ascii="Calibri" w:hAnsi="Calibri" w:cs="Calibri"/>
+          <w:sz w:val="22"/>
+          <w:szCs w:val="22"/>
+        </w:rPr>
+        <w:t>dashboard-preview.jpg</w:t>
+      </w:r>
+    </w:p>
+    <w:p>
+      <w:pPr>
+        <w:numPr>
+          <w:ilvl w:val="0"/>
+          <w:numId w:val="20"/>
+        </w:numPr>
+        <w:rPr>
+          <w:rFonts w:ascii="Calibri" w:hAnsi="Calibri" w:cs="Calibri"/>
+          <w:sz w:val="22"/>
+          <w:szCs w:val="22"/>
+        </w:rPr>
+      </w:pPr>
+      <w:r>
+        <w:rPr>
+          <w:rFonts w:ascii="Calibri" w:hAnsi="Calibri" w:cs="Calibri"/>
+          <w:sz w:val="22"/>
+          <w:szCs w:val="22"/>
+        </w:rPr>
+        <w:t>CoreTech_Labs_Presentation_Slides.pptx</w:t>
+      </w:r>
+    </w:p>
+    <w:p>
+      <w:pPr>
+        <w:rPr>
+          <w:rFonts w:ascii="Calibri" w:hAnsi="Calibri" w:cs="Calibri"/>
+          <w:b/>
+          <w:bCs/>
+          <w:sz w:val="22"/>
+          <w:szCs w:val="22"/>
+        </w:rPr>
+      </w:pPr>
+      <w:r>
+        <w:rPr>
+          <w:rFonts w:ascii="Calibri" w:hAnsi="Calibri" w:cs="Calibri"/>
+          <w:b/>
+          <w:bCs/>
+          <w:sz w:val="22"/>
+          <w:szCs w:val="22"/>
+        </w:rPr>
+        <w:t>What This Project Demonstrates</w:t>
+      </w:r>
+    </w:p>
+    <w:p>
+      <w:pPr>
+        <w:rPr>
+          <w:rFonts w:ascii="Calibri" w:hAnsi="Calibri" w:cs="Calibri"/>
+          <w:sz w:val="22"/>
+          <w:szCs w:val="22"/>
+        </w:rPr>
+      </w:pPr>
+      <w:r>
+        <w:rPr>
+          <w:rFonts w:ascii="Calibri" w:hAnsi="Calibri" w:cs="Calibri"/>
+          <w:sz w:val="22"/>
+          <w:szCs w:val="22"/>
+        </w:rPr>
+        <w:t>This project demonstrates my ability to use Excel as an analytics and reporting tool for decision support. It shows that I can work through the full analytics process, from cleaning raw data and performing analysis to building dashboards, identifying insights, and communicating recommendations clearly.</w:t>
+      </w:r>
+      <w:r>
+        <w:rPr>
+          <w:rFonts w:ascii="Calibri" w:hAnsi="Calibri" w:cs="Calibri"/>
+          <w:sz w:val="22"/>
+          <w:szCs w:val="22"/>
+        </w:rPr>
+        <w:t xml:space="preserve"> </w:t>
       </w:r>
     </w:p>
     <w:sectPr>
